--- a/Doc2.docx
+++ b/Doc2.docx
@@ -1,6 +1,6 @@
 
 <file path=word/document.xml><?xml version="1.0" encoding="utf-8"?>
-<w:document xmlns:wpc="http://schemas.microsoft.com/office/word/2010/wordprocessingCanvas" xmlns:cx="http://schemas.microsoft.com/office/drawing/2014/chartex" xmlns:cx1="http://schemas.microsoft.com/office/drawing/2015/9/8/chartex" xmlns:cx2="http://schemas.microsoft.com/office/drawing/2015/10/21/chartex" xmlns:cx3="http://schemas.microsoft.com/office/drawing/2016/5/9/chartex" xmlns:cx4="http://schemas.microsoft.com/office/drawing/2016/5/10/chartex" xmlns:cx5="http://schemas.microsoft.com/office/drawing/2016/5/11/chartex" xmlns:cx6="http://schemas.microsoft.com/office/drawing/2016/5/12/chartex" xmlns:cx7="http://schemas.microsoft.com/office/drawing/2016/5/13/chartex" xmlns:cx8="http://schemas.microsoft.com/office/drawing/2016/5/14/chartex" xmlns:mc="http://schemas.openxmlformats.org/markup-compatibility/2006" xmlns:aink="http://schemas.microsoft.com/office/drawing/2016/ink" xmlns:am3d="http://schemas.microsoft.com/office/drawing/2017/model3d" xmlns:o="urn:schemas-microsoft-com:office:office" xmlns:r="http://schemas.openxmlformats.org/officeDocument/2006/relationships" xmlns:m="http://schemas.openxmlformats.org/officeDocument/2006/math" xmlns:v="urn:schemas-microsoft-com:vml" xmlns:wp14="http://schemas.microsoft.com/office/word/2010/wordprocessingDrawing" xmlns:wp="http://schemas.openxmlformats.org/drawingml/2006/wordprocessingDrawing" xmlns:w10="urn:schemas-microsoft-com:office:word" xmlns:w="http://schemas.openxmlformats.org/wordprocessingml/2006/main" xmlns:w14="http://schemas.microsoft.com/office/word/2010/wordml" xmlns:w15="http://schemas.microsoft.com/office/word/2012/wordml" xmlns:w16cex="http://schemas.microsoft.com/office/word/2018/wordml/cex" xmlns:w16cid="http://schemas.microsoft.com/office/word/2016/wordml/cid" xmlns:w16="http://schemas.microsoft.com/office/word/2018/wordml" xmlns:w16sdtdh="http://schemas.microsoft.com/office/word/2020/wordml/sdtdatahash" xmlns:w16se="http://schemas.microsoft.com/office/word/2015/wordml/symex" xmlns:wpg="http://schemas.microsoft.com/office/word/2010/wordprocessingGroup" xmlns:wpi="http://schemas.microsoft.com/office/word/2010/wordprocessingInk" xmlns:wne="http://schemas.microsoft.com/office/word/2006/wordml" xmlns:wps="http://schemas.microsoft.com/office/word/2010/wordprocessingShape" mc:Ignorable="w14 w15 w16se w16cid w16 w16cex w16sdtdh wp14">
+<w:document xmlns:wpc="http://schemas.microsoft.com/office/word/2010/wordprocessingCanvas" xmlns:cx="http://schemas.microsoft.com/office/drawing/2014/chartex" xmlns:cx1="http://schemas.microsoft.com/office/drawing/2015/9/8/chartex" xmlns:cx2="http://schemas.microsoft.com/office/drawing/2015/10/21/chartex" xmlns:cx3="http://schemas.microsoft.com/office/drawing/2016/5/9/chartex" xmlns:cx4="http://schemas.microsoft.com/office/drawing/2016/5/10/chartex" xmlns:cx5="http://schemas.microsoft.com/office/drawing/2016/5/11/chartex" xmlns:cx6="http://schemas.microsoft.com/office/drawing/2016/5/12/chartex" xmlns:cx7="http://schemas.microsoft.com/office/drawing/2016/5/13/chartex" xmlns:cx8="http://schemas.microsoft.com/office/drawing/2016/5/14/chartex" xmlns:mc="http://schemas.openxmlformats.org/markup-compatibility/2006" xmlns:aink="http://schemas.microsoft.com/office/drawing/2016/ink" xmlns:am3d="http://schemas.microsoft.com/office/drawing/2017/model3d" xmlns:o="urn:schemas-microsoft-com:office:office" xmlns:oel="http://schemas.microsoft.com/office/2019/extlst" xmlns:r="http://schemas.openxmlformats.org/officeDocument/2006/relationships" xmlns:m="http://schemas.openxmlformats.org/officeDocument/2006/math" xmlns:v="urn:schemas-microsoft-com:vml" xmlns:wp14="http://schemas.microsoft.com/office/word/2010/wordprocessingDrawing" xmlns:wp="http://schemas.openxmlformats.org/drawingml/2006/wordprocessingDrawing" xmlns:w10="urn:schemas-microsoft-com:office:word" xmlns:w="http://schemas.openxmlformats.org/wordprocessingml/2006/main" xmlns:w14="http://schemas.microsoft.com/office/word/2010/wordml" xmlns:w15="http://schemas.microsoft.com/office/word/2012/wordml" xmlns:w16cex="http://schemas.microsoft.com/office/word/2018/wordml/cex" xmlns:w16cid="http://schemas.microsoft.com/office/word/2016/wordml/cid" xmlns:w16="http://schemas.microsoft.com/office/word/2018/wordml" xmlns:w16du="http://schemas.microsoft.com/office/word/2023/wordml/word16du" xmlns:w16sdtdh="http://schemas.microsoft.com/office/word/2020/wordml/sdtdatahash" xmlns:w16sdtfl="http://schemas.microsoft.com/office/word/2024/wordml/sdtformatlock" xmlns:w16se="http://schemas.microsoft.com/office/word/2015/wordml/symex" xmlns:wpg="http://schemas.microsoft.com/office/word/2010/wordprocessingGroup" xmlns:wpi="http://schemas.microsoft.com/office/word/2010/wordprocessingInk" xmlns:wne="http://schemas.microsoft.com/office/word/2006/wordml" xmlns:wps="http://schemas.microsoft.com/office/word/2010/wordprocessingShape" mc:Ignorable="w14 w15 w16se w16cid w16 w16cex w16sdtdh w16sdtfl w16du wp14">
   <w:body>
     <w:p>
       <w:pPr>
@@ -271,7 +271,7 @@
                               <w:rPr>
                                 <w:rFonts w:ascii="Times New Roman" w:hAnsi="Times New Roman" w:cs="Times New Roman"/>
                               </w:rPr>
-                              <w:t>SCRUM MASTER</w:t>
+                              <w:t>BST</w:t>
                             </w:r>
                           </w:p>
                           <w:p>
@@ -311,7 +311,7 @@
           </mc:Choice>
           <mc:Fallback>
             <w:pict>
-              <v:rect w14:anchorId="47E5D333" id="_x0000_s1027" style="position:absolute;left:0;text-align:left;margin-left:390.35pt;margin-top:-33.55pt;width:187.35pt;height:83.3pt;z-index:12;visibility:visible;mso-wrap-style:square;mso-wrap-distance-left:0;mso-wrap-distance-top:0;mso-wrap-distance-right:.15pt;mso-wrap-distance-bottom:.75pt;mso-position-horizontal:absolute;mso-position-horizontal-relative:page;mso-position-vertical:absolute;mso-position-vertical-relative:text;v-text-anchor:top" o:gfxdata="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" o:allowincell="f" fillcolor="white [3201]" stroked="f" strokeweight=".5pt">
+              <v:rect w14:anchorId="47E5D333" id="_x0000_s1027" style="position:absolute;left:0;text-align:left;margin-left:390.35pt;margin-top:-33.55pt;width:187.35pt;height:83.3pt;z-index:12;visibility:visible;mso-wrap-style:square;mso-wrap-distance-left:0;mso-wrap-distance-top:0;mso-wrap-distance-right:.15pt;mso-wrap-distance-bottom:.75pt;mso-position-horizontal:absolute;mso-position-horizontal-relative:page;mso-position-vertical:absolute;mso-position-vertical-relative:text;v-text-anchor:top" o:gfxdata="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" o:allowincell="f" fillcolor="white [3201]" stroked="f" strokeweight=".5pt">
                 <v:textbox>
                   <w:txbxContent>
                     <w:p>
@@ -327,7 +327,7 @@
                         <w:rPr>
                           <w:rFonts w:ascii="Times New Roman" w:hAnsi="Times New Roman" w:cs="Times New Roman"/>
                         </w:rPr>
-                        <w:t>SCRUM MASTER</w:t>
+                        <w:t>BST</w:t>
                       </w:r>
                     </w:p>
                     <w:p>
@@ -457,7 +457,7 @@
         <mc:AlternateContent>
           <mc:Choice Requires="wps">
             <w:drawing>
-              <wp:anchor distT="0" distB="27940" distL="0" distR="13335" simplePos="0" relativeHeight="33" behindDoc="0" locked="0" layoutInCell="0" allowOverlap="1" wp14:anchorId="6591F57F" wp14:editId="2B83FB7B">
+              <wp:anchor distT="0" distB="27940" distL="0" distR="13335" simplePos="0" relativeHeight="33" behindDoc="0" locked="0" layoutInCell="0" allowOverlap="1" wp14:anchorId="6591F57F" wp14:editId="21DCD7FC">
                 <wp:simplePos x="0" y="0"/>
                 <wp:positionH relativeFrom="column">
                   <wp:posOffset>135255</wp:posOffset>
@@ -466,7 +466,7 @@
                   <wp:posOffset>3332480</wp:posOffset>
                 </wp:positionV>
                 <wp:extent cx="5530215" cy="1553210"/>
-                <wp:effectExtent l="7620" t="6985" r="6350" b="6985"/>
+                <wp:effectExtent l="0" t="0" r="13335" b="27940"/>
                 <wp:wrapNone/>
                 <wp:docPr id="9" name="Scroll: Horizontal 19"/>
                 <wp:cNvGraphicFramePr/>
@@ -485,11 +485,11 @@
                           </a:avLst>
                         </a:prstGeom>
                         <a:solidFill>
-                          <a:srgbClr val="549E39"/>
+                          <a:srgbClr val="FFC000"/>
                         </a:solidFill>
                         <a:ln>
                           <a:solidFill>
-                            <a:srgbClr val="244518"/>
+                            <a:srgbClr val="FFFF00"/>
                           </a:solidFill>
                         </a:ln>
                       </wps:spPr>
@@ -530,18 +530,7 @@
                                 <w:sz w:val="40"/>
                                 <w:szCs w:val="40"/>
                               </w:rPr>
-                              <w:t>THEME :</w:t>
-                            </w:r>
-                            <w:r>
-                              <w:rPr>
-                                <w:rFonts w:ascii="Times New Roman" w:hAnsi="Times New Roman" w:cs="Times New Roman"/>
-                                <w:b/>
-                                <w:bCs/>
-                                <w:color w:val="FFFFFF"/>
-                                <w:sz w:val="40"/>
-                                <w:szCs w:val="40"/>
-                              </w:rPr>
-                              <w:t xml:space="preserve"> MISE EN PLACE D’UN SAAS AIDANT À LA CONFIGURATION DES RÉSEAUX INFORMATIQUES</w:t>
+                              <w:t>THEME : MISE EN PLACE D’UN SAAS AIDANT À LA CONFIGURATION DES RÉSEAUX INFORMATIQUES</w:t>
                             </w:r>
                           </w:p>
                         </w:txbxContent>
@@ -584,7 +573,7 @@
                 </v:handles>
                 <o:complex v:ext="view"/>
               </v:shapetype>
-              <v:shape id="Scroll: Horizontal 19" o:spid="_x0000_s1029" type="#_x0000_t98" style="position:absolute;margin-left:10.65pt;margin-top:262.4pt;width:435.45pt;height:122.3pt;z-index:33;visibility:visible;mso-wrap-style:square;mso-wrap-distance-left:0;mso-wrap-distance-top:0;mso-wrap-distance-right:1.05pt;mso-wrap-distance-bottom:2.2pt;mso-position-horizontal:absolute;mso-position-horizontal-relative:text;mso-position-vertical:absolute;mso-position-vertical-relative:text;v-text-anchor:middle" o:gfxdata="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" o:allowincell="f" fillcolor="#549e39" strokecolor="#244518" strokeweight="1pt">
+              <v:shape id="Scroll: Horizontal 19" o:spid="_x0000_s1029" type="#_x0000_t98" style="position:absolute;margin-left:10.65pt;margin-top:262.4pt;width:435.45pt;height:122.3pt;z-index:33;visibility:visible;mso-wrap-style:square;mso-wrap-distance-left:0;mso-wrap-distance-top:0;mso-wrap-distance-right:1.05pt;mso-wrap-distance-bottom:2.2pt;mso-position-horizontal:absolute;mso-position-horizontal-relative:text;mso-position-vertical:absolute;mso-position-vertical-relative:text;v-text-anchor:middle" o:gfxdata="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" o:allowincell="f" fillcolor="#ffc000" strokecolor="yellow" strokeweight="1pt">
                 <v:stroke joinstyle="miter"/>
                 <v:textbox>
                   <w:txbxContent>
@@ -609,18 +598,7 @@
                           <w:sz w:val="40"/>
                           <w:szCs w:val="40"/>
                         </w:rPr>
-                        <w:t>THEME :</w:t>
-                      </w:r>
-                      <w:r>
-                        <w:rPr>
-                          <w:rFonts w:ascii="Times New Roman" w:hAnsi="Times New Roman" w:cs="Times New Roman"/>
-                          <w:b/>
-                          <w:bCs/>
-                          <w:color w:val="FFFFFF"/>
-                          <w:sz w:val="40"/>
-                          <w:szCs w:val="40"/>
-                        </w:rPr>
-                        <w:t xml:space="preserve"> MISE EN PLACE D’UN SAAS AIDANT À LA CONFIGURATION DES RÉSEAUX INFORMATIQUES</w:t>
+                        <w:t>THEME : MISE EN PLACE D’UN SAAS AIDANT À LA CONFIGURATION DES RÉSEAUX INFORMATIQUES</w:t>
                       </w:r>
                     </w:p>
                   </w:txbxContent>
@@ -637,170 +615,7 @@
         <mc:AlternateContent>
           <mc:Choice Requires="wps">
             <w:drawing>
-              <wp:anchor distT="0" distB="0" distL="0" distR="1270" simplePos="0" relativeHeight="31" behindDoc="0" locked="0" layoutInCell="0" allowOverlap="1" wp14:anchorId="01535835" wp14:editId="756B9768">
-                <wp:simplePos x="0" y="0"/>
-                <wp:positionH relativeFrom="column">
-                  <wp:posOffset>4431030</wp:posOffset>
-                </wp:positionH>
-                <wp:positionV relativeFrom="paragraph">
-                  <wp:posOffset>7155180</wp:posOffset>
-                </wp:positionV>
-                <wp:extent cx="1674495" cy="991235"/>
-                <wp:effectExtent l="635" t="635" r="0" b="0"/>
-                <wp:wrapNone/>
-                <wp:docPr id="11" name="Text Box 16"/>
-                <wp:cNvGraphicFramePr/>
-                <a:graphic xmlns:a="http://schemas.openxmlformats.org/drawingml/2006/main">
-                  <a:graphicData uri="http://schemas.microsoft.com/office/word/2010/wordprocessingShape">
-                    <wps:wsp>
-                      <wps:cNvSpPr/>
-                      <wps:spPr>
-                        <a:xfrm>
-                          <a:off x="0" y="0"/>
-                          <a:ext cx="1674360" cy="991080"/>
-                        </a:xfrm>
-                        <a:prstGeom prst="rect">
-                          <a:avLst/>
-                        </a:prstGeom>
-                        <a:solidFill>
-                          <a:schemeClr val="lt1"/>
-                        </a:solidFill>
-                        <a:ln w="6350">
-                          <a:noFill/>
-                        </a:ln>
-                      </wps:spPr>
-                      <wps:style>
-                        <a:lnRef idx="0">
-                          <a:scrgbClr r="0" g="0" b="0"/>
-                        </a:lnRef>
-                        <a:fillRef idx="0">
-                          <a:scrgbClr r="0" g="0" b="0"/>
-                        </a:fillRef>
-                        <a:effectRef idx="0">
-                          <a:scrgbClr r="0" g="0" b="0"/>
-                        </a:effectRef>
-                        <a:fontRef idx="minor"/>
-                      </wps:style>
-                      <wps:txbx>
-                        <w:txbxContent>
-                          <w:p>
-                            <w:pPr>
-                              <w:pStyle w:val="FrameContents"/>
-                              <w:rPr>
-                                <w:rFonts w:ascii="Times New Roman" w:hAnsi="Times New Roman" w:cs="Times New Roman"/>
-                              </w:rPr>
-                            </w:pPr>
-                            <w:r>
-                              <w:rPr>
-                                <w:rFonts w:ascii="Times New Roman" w:hAnsi="Times New Roman" w:cs="Times New Roman"/>
-                              </w:rPr>
-                              <w:t>Professionnelle de :</w:t>
-                            </w:r>
-                          </w:p>
-                          <w:p>
-                            <w:pPr>
-                              <w:pStyle w:val="FrameContents"/>
-                              <w:rPr>
-                                <w:rFonts w:ascii="Times New Roman" w:hAnsi="Times New Roman" w:cs="Times New Roman"/>
-                              </w:rPr>
-                            </w:pPr>
-                            <w:r>
-                              <w:rPr>
-                                <w:rFonts w:ascii="Times New Roman" w:hAnsi="Times New Roman" w:cs="Times New Roman"/>
-                              </w:rPr>
-                              <w:t>Mme LETICIA</w:t>
-                            </w:r>
-                          </w:p>
-                          <w:p>
-                            <w:pPr>
-                              <w:pStyle w:val="FrameContents"/>
-                              <w:rPr>
-                                <w:rFonts w:ascii="Times New Roman" w:hAnsi="Times New Roman" w:cs="Times New Roman"/>
-                              </w:rPr>
-                            </w:pPr>
-                            <w:r>
-                              <w:rPr>
-                                <w:rFonts w:ascii="Times New Roman" w:hAnsi="Times New Roman" w:cs="Times New Roman"/>
-                              </w:rPr>
-                              <w:t xml:space="preserve">CEO de SCRUM </w:t>
-                            </w:r>
-                          </w:p>
-                        </w:txbxContent>
-                      </wps:txbx>
-                      <wps:bodyPr anchor="t">
-                        <a:prstTxWarp prst="textNoShape">
-                          <a:avLst/>
-                        </a:prstTxWarp>
-                        <a:noAutofit/>
-                      </wps:bodyPr>
-                    </wps:wsp>
-                  </a:graphicData>
-                </a:graphic>
-              </wp:anchor>
-            </w:drawing>
-          </mc:Choice>
-          <mc:Fallback>
-            <w:pict>
-              <v:rect w14:anchorId="01535835" id="Text Box 16" o:spid="_x0000_s1030" style="position:absolute;margin-left:348.9pt;margin-top:563.4pt;width:131.85pt;height:78.05pt;z-index:31;visibility:visible;mso-wrap-style:square;mso-wrap-distance-left:0;mso-wrap-distance-top:0;mso-wrap-distance-right:.1pt;mso-wrap-distance-bottom:0;mso-position-horizontal:absolute;mso-position-horizontal-relative:text;mso-position-vertical:absolute;mso-position-vertical-relative:text;v-text-anchor:top" o:gfxdata="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" o:allowincell="f" fillcolor="white [3201]" stroked="f" strokeweight=".5pt">
-                <v:textbox>
-                  <w:txbxContent>
-                    <w:p>
-                      <w:pPr>
-                        <w:pStyle w:val="FrameContents"/>
-                        <w:rPr>
-                          <w:rFonts w:ascii="Times New Roman" w:hAnsi="Times New Roman" w:cs="Times New Roman"/>
-                        </w:rPr>
-                      </w:pPr>
-                      <w:r>
-                        <w:rPr>
-                          <w:rFonts w:ascii="Times New Roman" w:hAnsi="Times New Roman" w:cs="Times New Roman"/>
-                        </w:rPr>
-                        <w:t>Professionnelle de :</w:t>
-                      </w:r>
-                    </w:p>
-                    <w:p>
-                      <w:pPr>
-                        <w:pStyle w:val="FrameContents"/>
-                        <w:rPr>
-                          <w:rFonts w:ascii="Times New Roman" w:hAnsi="Times New Roman" w:cs="Times New Roman"/>
-                        </w:rPr>
-                      </w:pPr>
-                      <w:r>
-                        <w:rPr>
-                          <w:rFonts w:ascii="Times New Roman" w:hAnsi="Times New Roman" w:cs="Times New Roman"/>
-                        </w:rPr>
-                        <w:t>Mme LETICIA</w:t>
-                      </w:r>
-                    </w:p>
-                    <w:p>
-                      <w:pPr>
-                        <w:pStyle w:val="FrameContents"/>
-                        <w:rPr>
-                          <w:rFonts w:ascii="Times New Roman" w:hAnsi="Times New Roman" w:cs="Times New Roman"/>
-                        </w:rPr>
-                      </w:pPr>
-                      <w:r>
-                        <w:rPr>
-                          <w:rFonts w:ascii="Times New Roman" w:hAnsi="Times New Roman" w:cs="Times New Roman"/>
-                        </w:rPr>
-                        <w:t xml:space="preserve">CEO de SCRUM </w:t>
-                      </w:r>
-                    </w:p>
-                  </w:txbxContent>
-                </v:textbox>
-              </v:rect>
-            </w:pict>
-          </mc:Fallback>
-        </mc:AlternateContent>
-      </w:r>
-      <w:r>
-        <w:rPr>
-          <w:noProof/>
-        </w:rPr>
-        <mc:AlternateContent>
-          <mc:Choice Requires="wps">
-            <w:drawing>
-              <wp:anchor distT="0" distB="0" distL="0" distR="0" simplePos="0" relativeHeight="29" behindDoc="0" locked="0" layoutInCell="0" allowOverlap="1" wp14:anchorId="3B9C6CCA" wp14:editId="7B065812">
+              <wp:anchor distT="0" distB="0" distL="0" distR="0" simplePos="0" relativeHeight="29" behindDoc="0" locked="0" layoutInCell="0" allowOverlap="1" wp14:anchorId="3B9C6CCA" wp14:editId="350B9E40">
                 <wp:simplePos x="0" y="0"/>
                 <wp:positionH relativeFrom="column">
                   <wp:posOffset>2614295</wp:posOffset>
@@ -877,7 +692,7 @@
           </mc:Choice>
           <mc:Fallback>
             <w:pict>
-              <v:rect w14:anchorId="3B9C6CCA" id="Text Box 15" o:spid="_x0000_s1031" style="position:absolute;margin-left:205.85pt;margin-top:573.85pt;width:104.1pt;height:19.95pt;z-index:29;visibility:visible;mso-wrap-style:square;mso-wrap-distance-left:0;mso-wrap-distance-top:0;mso-wrap-distance-right:0;mso-wrap-distance-bottom:0;mso-position-horizontal:absolute;mso-position-horizontal-relative:text;mso-position-vertical:absolute;mso-position-vertical-relative:text;v-text-anchor:top" o:gfxdata="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" o:allowincell="f" fillcolor="white [3201]" stroked="f" strokeweight=".5pt">
+              <v:rect w14:anchorId="3B9C6CCA" id="Text Box 15" o:spid="_x0000_s1030" style="position:absolute;margin-left:205.85pt;margin-top:573.85pt;width:104.1pt;height:19.95pt;z-index:29;visibility:visible;mso-wrap-style:square;mso-wrap-distance-left:0;mso-wrap-distance-top:0;mso-wrap-distance-right:0;mso-wrap-distance-bottom:0;mso-position-horizontal:absolute;mso-position-horizontal-relative:text;mso-position-vertical:absolute;mso-position-vertical-relative:text;v-text-anchor:top" o:gfxdata="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" o:allowincell="f" fillcolor="white [3201]" stroked="f" strokeweight=".5pt">
                 <v:textbox>
                   <w:txbxContent>
                     <w:p>
@@ -1062,12 +877,13 @@
                             <w:r>
                               <w:rPr>
                                 <w:noProof/>
+                                <w:lang w:val="en-US"/>
                               </w:rPr>
                               <w:drawing>
-                                <wp:inline distT="0" distB="0" distL="0" distR="0" wp14:anchorId="3877D3E3" wp14:editId="68088E11">
-                                  <wp:extent cx="1834515" cy="1007110"/>
-                                  <wp:effectExtent l="0" t="0" r="0" b="0"/>
-                                  <wp:docPr id="21" name="Image 8"/>
+                                <wp:inline distT="0" distB="0" distL="0" distR="0" wp14:anchorId="257DFF56" wp14:editId="292A807D">
+                                  <wp:extent cx="1862455" cy="958665"/>
+                                  <wp:effectExtent l="0" t="0" r="4445" b="0"/>
+                                  <wp:docPr id="2" name="Picture 2"/>
                                   <wp:cNvGraphicFramePr>
                                     <a:graphicFrameLocks xmlns:a="http://schemas.openxmlformats.org/drawingml/2006/main" noChangeAspect="1"/>
                                   </wp:cNvGraphicFramePr>
@@ -1075,21 +891,25 @@
                                     <a:graphicData uri="http://schemas.openxmlformats.org/drawingml/2006/picture">
                                       <pic:pic xmlns:pic="http://schemas.openxmlformats.org/drawingml/2006/picture">
                                         <pic:nvPicPr>
-                                          <pic:cNvPr id="21" name="Image 8"/>
-                                          <pic:cNvPicPr>
-                                            <a:picLocks noChangeAspect="1" noChangeArrowheads="1"/>
-                                          </pic:cNvPicPr>
+                                          <pic:cNvPr id="2" name="Picture 2"/>
+                                          <pic:cNvPicPr/>
                                         </pic:nvPicPr>
                                         <pic:blipFill>
-                                          <a:blip r:embed="rId5"/>
+                                          <a:blip r:embed="rId5">
+                                            <a:extLst>
+                                              <a:ext uri="{28A0092B-C50C-407E-A947-70E740481C1C}">
+                                                <a14:useLocalDpi xmlns:a14="http://schemas.microsoft.com/office/drawing/2010/main" val="0"/>
+                                              </a:ext>
+                                            </a:extLst>
+                                          </a:blip>
                                           <a:stretch>
                                             <a:fillRect/>
                                           </a:stretch>
                                         </pic:blipFill>
-                                        <pic:spPr bwMode="auto">
+                                        <pic:spPr>
                                           <a:xfrm>
                                             <a:off x="0" y="0"/>
-                                            <a:ext cx="1834515" cy="1007110"/>
+                                            <a:ext cx="1919202" cy="987875"/>
                                           </a:xfrm>
                                           <a:prstGeom prst="rect">
                                             <a:avLst/>
@@ -1115,7 +935,7 @@
           </mc:Choice>
           <mc:Fallback>
             <w:pict>
-              <v:rect w14:anchorId="06334AB5" id="_x0000_s1033" style="position:absolute;margin-left:324.7pt;margin-top:36pt;width:183.8pt;height:88.45pt;z-index:4;visibility:visible;mso-wrap-style:square;mso-wrap-distance-left:9pt;mso-wrap-distance-top:3.55pt;mso-wrap-distance-right:9.7pt;mso-wrap-distance-bottom:3.65pt;mso-position-horizontal:absolute;mso-position-horizontal-relative:margin;mso-position-vertical:absolute;mso-position-vertical-relative:text;v-text-anchor:top" o:gfxdata="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" o:allowincell="f" stroked="f">
+              <v:rect w14:anchorId="06334AB5" id="_x0000_s1032" style="position:absolute;margin-left:324.7pt;margin-top:36pt;width:183.8pt;height:88.45pt;z-index:4;visibility:visible;mso-wrap-style:square;mso-wrap-distance-left:9pt;mso-wrap-distance-top:3.55pt;mso-wrap-distance-right:9.7pt;mso-wrap-distance-bottom:3.65pt;mso-position-horizontal:absolute;mso-position-horizontal-relative:margin;mso-position-vertical:absolute;mso-position-vertical-relative:text;v-text-anchor:top" o:gfxdata="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" o:allowincell="f" stroked="f">
                 <v:textbox>
                   <w:txbxContent>
                     <w:p>
@@ -1128,12 +948,13 @@
                       <w:r>
                         <w:rPr>
                           <w:noProof/>
+                          <w:lang w:val="en-US"/>
                         </w:rPr>
                         <w:drawing>
-                          <wp:inline distT="0" distB="0" distL="0" distR="0" wp14:anchorId="3877D3E3" wp14:editId="68088E11">
-                            <wp:extent cx="1834515" cy="1007110"/>
-                            <wp:effectExtent l="0" t="0" r="0" b="0"/>
-                            <wp:docPr id="21" name="Image 8"/>
+                          <wp:inline distT="0" distB="0" distL="0" distR="0" wp14:anchorId="257DFF56" wp14:editId="292A807D">
+                            <wp:extent cx="1862455" cy="958665"/>
+                            <wp:effectExtent l="0" t="0" r="4445" b="0"/>
+                            <wp:docPr id="2" name="Picture 2"/>
                             <wp:cNvGraphicFramePr>
                               <a:graphicFrameLocks xmlns:a="http://schemas.openxmlformats.org/drawingml/2006/main" noChangeAspect="1"/>
                             </wp:cNvGraphicFramePr>
@@ -1141,21 +962,25 @@
                               <a:graphicData uri="http://schemas.openxmlformats.org/drawingml/2006/picture">
                                 <pic:pic xmlns:pic="http://schemas.openxmlformats.org/drawingml/2006/picture">
                                   <pic:nvPicPr>
-                                    <pic:cNvPr id="21" name="Image 8"/>
-                                    <pic:cNvPicPr>
-                                      <a:picLocks noChangeAspect="1" noChangeArrowheads="1"/>
-                                    </pic:cNvPicPr>
+                                    <pic:cNvPr id="2" name="Picture 2"/>
+                                    <pic:cNvPicPr/>
                                   </pic:nvPicPr>
                                   <pic:blipFill>
-                                    <a:blip r:embed="rId5"/>
+                                    <a:blip r:embed="rId5">
+                                      <a:extLst>
+                                        <a:ext uri="{28A0092B-C50C-407E-A947-70E740481C1C}">
+                                          <a14:useLocalDpi xmlns:a14="http://schemas.microsoft.com/office/drawing/2010/main" val="0"/>
+                                        </a:ext>
+                                      </a:extLst>
+                                    </a:blip>
                                     <a:stretch>
                                       <a:fillRect/>
                                     </a:stretch>
                                   </pic:blipFill>
-                                  <pic:spPr bwMode="auto">
+                                  <pic:spPr>
                                     <a:xfrm>
                                       <a:off x="0" y="0"/>
-                                      <a:ext cx="1834515" cy="1007110"/>
+                                      <a:ext cx="1919202" cy="987875"/>
                                     </a:xfrm>
                                     <a:prstGeom prst="rect">
                                       <a:avLst/>
@@ -1700,7 +1525,7 @@
                                     </pic:cNvPicPr>
                                   </pic:nvPicPr>
                                   <pic:blipFill>
-                                    <a:blip r:embed="rId6"/>
+                                    <a:blip r:embed="rId7"/>
                                     <a:stretch>
                                       <a:fillRect/>
                                     </a:stretch>
@@ -1736,238 +1561,7 @@
         <mc:AlternateContent>
           <mc:Choice Requires="wps">
             <w:drawing>
-              <wp:anchor distT="45720" distB="45720" distL="113665" distR="113665" simplePos="0" relativeHeight="8" behindDoc="0" locked="0" layoutInCell="0" allowOverlap="1" wp14:anchorId="3CC5E87B" wp14:editId="0F74788D">
-                <wp:simplePos x="0" y="0"/>
-                <wp:positionH relativeFrom="column">
-                  <wp:posOffset>4145915</wp:posOffset>
-                </wp:positionH>
-                <wp:positionV relativeFrom="paragraph">
-                  <wp:posOffset>1746885</wp:posOffset>
-                </wp:positionV>
-                <wp:extent cx="2312035" cy="1112520"/>
-                <wp:effectExtent l="0" t="0" r="0" b="0"/>
-                <wp:wrapSquare wrapText="bothSides"/>
-                <wp:docPr id="35" name="Text Box 2"/>
-                <wp:cNvGraphicFramePr/>
-                <a:graphic xmlns:a="http://schemas.openxmlformats.org/drawingml/2006/main">
-                  <a:graphicData uri="http://schemas.microsoft.com/office/word/2010/wordprocessingShape">
-                    <wps:wsp>
-                      <wps:cNvSpPr/>
-                      <wps:spPr>
-                        <a:xfrm>
-                          <a:off x="0" y="0"/>
-                          <a:ext cx="2311920" cy="1112400"/>
-                        </a:xfrm>
-                        <a:prstGeom prst="rect">
-                          <a:avLst/>
-                        </a:prstGeom>
-                        <a:solidFill>
-                          <a:srgbClr val="FFFFFF"/>
-                        </a:solidFill>
-                        <a:ln w="9525">
-                          <a:noFill/>
-                        </a:ln>
-                      </wps:spPr>
-                      <wps:style>
-                        <a:lnRef idx="0">
-                          <a:scrgbClr r="0" g="0" b="0"/>
-                        </a:lnRef>
-                        <a:fillRef idx="0">
-                          <a:scrgbClr r="0" g="0" b="0"/>
-                        </a:fillRef>
-                        <a:effectRef idx="0">
-                          <a:scrgbClr r="0" g="0" b="0"/>
-                        </a:effectRef>
-                        <a:fontRef idx="minor"/>
-                      </wps:style>
-                      <wps:txbx>
-                        <w:txbxContent>
-                          <w:p>
-                            <w:pPr>
-                              <w:pStyle w:val="FrameContents"/>
-                              <w:spacing w:after="0" w:line="360" w:lineRule="auto"/>
-                              <w:jc w:val="center"/>
-                              <w:rPr>
-                                <w:rFonts w:ascii="Times New Roman" w:hAnsi="Times New Roman" w:cs="Times New Roman"/>
-                              </w:rPr>
-                            </w:pPr>
-                            <w:r>
-                              <w:rPr>
-                                <w:rFonts w:ascii="Times New Roman" w:hAnsi="Times New Roman" w:cs="Times New Roman"/>
-                              </w:rPr>
-                              <w:t>Entreprise information au Cameroun</w:t>
-                            </w:r>
-                          </w:p>
-                          <w:p>
-                            <w:pPr>
-                              <w:pStyle w:val="FrameContents"/>
-                              <w:spacing w:after="0" w:line="360" w:lineRule="auto"/>
-                              <w:jc w:val="center"/>
-                              <w:rPr>
-                                <w:rFonts w:ascii="Times New Roman" w:hAnsi="Times New Roman" w:cs="Times New Roman"/>
-                              </w:rPr>
-                            </w:pPr>
-                            <w:r>
-                              <w:rPr>
-                                <w:rFonts w:ascii="Times New Roman" w:hAnsi="Times New Roman" w:cs="Times New Roman"/>
-                              </w:rPr>
-                              <w:t>Facebook : SCRUM MASTER Digital</w:t>
-                            </w:r>
-                          </w:p>
-                          <w:p>
-                            <w:pPr>
-                              <w:pStyle w:val="FrameContents"/>
-                              <w:spacing w:after="0" w:line="360" w:lineRule="auto"/>
-                              <w:jc w:val="center"/>
-                              <w:rPr>
-                                <w:rFonts w:ascii="Times New Roman" w:hAnsi="Times New Roman" w:cs="Times New Roman"/>
-                                <w:lang w:val="en-US"/>
-                              </w:rPr>
-                            </w:pPr>
-                            <w:r>
-                              <w:rPr>
-                                <w:rFonts w:ascii="Times New Roman" w:hAnsi="Times New Roman" w:cs="Times New Roman"/>
-                                <w:lang w:val="en-US"/>
-                              </w:rPr>
-                              <w:t>Startups</w:t>
-                            </w:r>
-                          </w:p>
-                          <w:p>
-                            <w:pPr>
-                              <w:pStyle w:val="FrameContents"/>
-                              <w:spacing w:after="0" w:line="360" w:lineRule="auto"/>
-                              <w:jc w:val="center"/>
-                              <w:rPr>
-                                <w:rFonts w:ascii="Times New Roman" w:hAnsi="Times New Roman" w:cs="Times New Roman"/>
-                                <w:lang w:val="en-US"/>
-                              </w:rPr>
-                            </w:pPr>
-                            <w:proofErr w:type="spellStart"/>
-                            <w:r>
-                              <w:rPr>
-                                <w:rFonts w:ascii="Times New Roman" w:hAnsi="Times New Roman" w:cs="Times New Roman"/>
-                                <w:lang w:val="en-US"/>
-                              </w:rPr>
-                              <w:t>Tél</w:t>
-                            </w:r>
-                            <w:proofErr w:type="spellEnd"/>
-                            <w:r>
-                              <w:rPr>
-                                <w:rFonts w:ascii="Times New Roman" w:hAnsi="Times New Roman" w:cs="Times New Roman"/>
-                                <w:lang w:val="en-US"/>
-                              </w:rPr>
-                              <w:t xml:space="preserve"> (237) 657154855 /699796055</w:t>
-                            </w:r>
-                          </w:p>
-                        </w:txbxContent>
-                      </wps:txbx>
-                      <wps:bodyPr anchor="t">
-                        <a:noAutofit/>
-                      </wps:bodyPr>
-                    </wps:wsp>
-                  </a:graphicData>
-                </a:graphic>
-              </wp:anchor>
-            </w:drawing>
-          </mc:Choice>
-          <mc:Fallback>
-            <w:pict>
-              <v:rect w14:anchorId="3CC5E87B" id="_x0000_s1038" style="position:absolute;margin-left:326.45pt;margin-top:137.55pt;width:182.05pt;height:87.6pt;z-index:8;visibility:visible;mso-wrap-style:square;mso-wrap-distance-left:8.95pt;mso-wrap-distance-top:3.6pt;mso-wrap-distance-right:8.95pt;mso-wrap-distance-bottom:3.6pt;mso-position-horizontal:absolute;mso-position-horizontal-relative:text;mso-position-vertical:absolute;mso-position-vertical-relative:text;v-text-anchor:top" o:gfxdata="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" o:allowincell="f" stroked="f">
-                <v:textbox>
-                  <w:txbxContent>
-                    <w:p>
-                      <w:pPr>
-                        <w:pStyle w:val="FrameContents"/>
-                        <w:spacing w:after="0" w:line="360" w:lineRule="auto"/>
-                        <w:jc w:val="center"/>
-                        <w:rPr>
-                          <w:rFonts w:ascii="Times New Roman" w:hAnsi="Times New Roman" w:cs="Times New Roman"/>
-                        </w:rPr>
-                      </w:pPr>
-                      <w:r>
-                        <w:rPr>
-                          <w:rFonts w:ascii="Times New Roman" w:hAnsi="Times New Roman" w:cs="Times New Roman"/>
-                        </w:rPr>
-                        <w:t>Entreprise information au Cameroun</w:t>
-                      </w:r>
-                    </w:p>
-                    <w:p>
-                      <w:pPr>
-                        <w:pStyle w:val="FrameContents"/>
-                        <w:spacing w:after="0" w:line="360" w:lineRule="auto"/>
-                        <w:jc w:val="center"/>
-                        <w:rPr>
-                          <w:rFonts w:ascii="Times New Roman" w:hAnsi="Times New Roman" w:cs="Times New Roman"/>
-                        </w:rPr>
-                      </w:pPr>
-                      <w:r>
-                        <w:rPr>
-                          <w:rFonts w:ascii="Times New Roman" w:hAnsi="Times New Roman" w:cs="Times New Roman"/>
-                        </w:rPr>
-                        <w:t>Facebook : SCRUM MASTER Digital</w:t>
-                      </w:r>
-                    </w:p>
-                    <w:p>
-                      <w:pPr>
-                        <w:pStyle w:val="FrameContents"/>
-                        <w:spacing w:after="0" w:line="360" w:lineRule="auto"/>
-                        <w:jc w:val="center"/>
-                        <w:rPr>
-                          <w:rFonts w:ascii="Times New Roman" w:hAnsi="Times New Roman" w:cs="Times New Roman"/>
-                          <w:lang w:val="en-US"/>
-                        </w:rPr>
-                      </w:pPr>
-                      <w:r>
-                        <w:rPr>
-                          <w:rFonts w:ascii="Times New Roman" w:hAnsi="Times New Roman" w:cs="Times New Roman"/>
-                          <w:lang w:val="en-US"/>
-                        </w:rPr>
-                        <w:t>Startups</w:t>
-                      </w:r>
-                    </w:p>
-                    <w:p>
-                      <w:pPr>
-                        <w:pStyle w:val="FrameContents"/>
-                        <w:spacing w:after="0" w:line="360" w:lineRule="auto"/>
-                        <w:jc w:val="center"/>
-                        <w:rPr>
-                          <w:rFonts w:ascii="Times New Roman" w:hAnsi="Times New Roman" w:cs="Times New Roman"/>
-                          <w:lang w:val="en-US"/>
-                        </w:rPr>
-                      </w:pPr>
-                      <w:proofErr w:type="spellStart"/>
-                      <w:r>
-                        <w:rPr>
-                          <w:rFonts w:ascii="Times New Roman" w:hAnsi="Times New Roman" w:cs="Times New Roman"/>
-                          <w:lang w:val="en-US"/>
-                        </w:rPr>
-                        <w:t>Tél</w:t>
-                      </w:r>
-                      <w:proofErr w:type="spellEnd"/>
-                      <w:r>
-                        <w:rPr>
-                          <w:rFonts w:ascii="Times New Roman" w:hAnsi="Times New Roman" w:cs="Times New Roman"/>
-                          <w:lang w:val="en-US"/>
-                        </w:rPr>
-                        <w:t xml:space="preserve"> (237) 657154855 /699796055</w:t>
-                      </w:r>
-                    </w:p>
-                  </w:txbxContent>
-                </v:textbox>
-                <w10:wrap type="square"/>
-              </v:rect>
-            </w:pict>
-          </mc:Fallback>
-        </mc:AlternateContent>
-      </w:r>
-      <w:r>
-        <w:rPr>
-          <w:noProof/>
-        </w:rPr>
-        <mc:AlternateContent>
-          <mc:Choice Requires="wps">
-            <w:drawing>
-              <wp:anchor distT="45085" distB="51435" distL="0" distR="114300" simplePos="0" relativeHeight="6" behindDoc="0" locked="0" layoutInCell="0" allowOverlap="1" wp14:anchorId="02415FBD" wp14:editId="21029713">
+              <wp:anchor distT="45085" distB="51435" distL="0" distR="114300" simplePos="0" relativeHeight="6" behindDoc="0" locked="0" layoutInCell="0" allowOverlap="1" wp14:anchorId="02415FBD" wp14:editId="3C8E5A9C">
                 <wp:simplePos x="0" y="0"/>
                 <wp:positionH relativeFrom="margin">
                   <wp:align>left</wp:align>
@@ -2103,7 +1697,7 @@
           </mc:Choice>
           <mc:Fallback>
             <w:pict>
-              <v:rect w14:anchorId="02415FBD" id="_x0000_s1039" style="position:absolute;margin-left:0;margin-top:135.8pt;width:199.5pt;height:91.05pt;z-index:6;visibility:visible;mso-wrap-style:square;mso-wrap-distance-left:0;mso-wrap-distance-top:3.55pt;mso-wrap-distance-right:9pt;mso-wrap-distance-bottom:4.05pt;mso-position-horizontal:left;mso-position-horizontal-relative:margin;mso-position-vertical:absolute;mso-position-vertical-relative:text;v-text-anchor:top" o:gfxdata="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" o:allowincell="f" stroked="f">
+              <v:rect w14:anchorId="02415FBD" id="_x0000_s1037" style="position:absolute;margin-left:0;margin-top:135.8pt;width:199.5pt;height:91.05pt;z-index:6;visibility:visible;mso-wrap-style:square;mso-wrap-distance-left:0;mso-wrap-distance-top:3.55pt;mso-wrap-distance-right:9pt;mso-wrap-distance-bottom:4.05pt;mso-position-horizontal:left;mso-position-horizontal-relative:margin;mso-position-vertical:absolute;mso-position-vertical-relative:text;v-text-anchor:top" o:gfxdata="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" o:allowincell="f" stroked="f">
                 <v:textbox>
                   <w:txbxContent>
                     <w:p>
@@ -2196,13 +1790,446 @@
     <w:p/>
     <w:p/>
     <w:p/>
-    <w:p/>
+    <w:p>
+      <w:r>
+        <w:rPr>
+          <w:noProof/>
+        </w:rPr>
+        <mc:AlternateContent>
+          <mc:Choice Requires="wps">
+            <w:drawing>
+              <wp:anchor distT="45720" distB="45720" distL="113665" distR="113665" simplePos="0" relativeHeight="8" behindDoc="0" locked="0" layoutInCell="0" allowOverlap="1" wp14:anchorId="3CC5E87B" wp14:editId="4ACB45D2">
+                <wp:simplePos x="0" y="0"/>
+                <wp:positionH relativeFrom="column">
+                  <wp:posOffset>4149090</wp:posOffset>
+                </wp:positionH>
+                <wp:positionV relativeFrom="paragraph">
+                  <wp:posOffset>167005</wp:posOffset>
+                </wp:positionV>
+                <wp:extent cx="2311400" cy="933450"/>
+                <wp:effectExtent l="0" t="0" r="0" b="0"/>
+                <wp:wrapSquare wrapText="bothSides"/>
+                <wp:docPr id="35" name="Text Box 2"/>
+                <wp:cNvGraphicFramePr/>
+                <a:graphic xmlns:a="http://schemas.openxmlformats.org/drawingml/2006/main">
+                  <a:graphicData uri="http://schemas.microsoft.com/office/word/2010/wordprocessingShape">
+                    <wps:wsp>
+                      <wps:cNvSpPr/>
+                      <wps:spPr>
+                        <a:xfrm>
+                          <a:off x="0" y="0"/>
+                          <a:ext cx="2311400" cy="933450"/>
+                        </a:xfrm>
+                        <a:prstGeom prst="rect">
+                          <a:avLst/>
+                        </a:prstGeom>
+                        <a:solidFill>
+                          <a:srgbClr val="FFFFFF"/>
+                        </a:solidFill>
+                        <a:ln w="9525">
+                          <a:noFill/>
+                        </a:ln>
+                      </wps:spPr>
+                      <wps:style>
+                        <a:lnRef idx="0">
+                          <a:scrgbClr r="0" g="0" b="0"/>
+                        </a:lnRef>
+                        <a:fillRef idx="0">
+                          <a:scrgbClr r="0" g="0" b="0"/>
+                        </a:fillRef>
+                        <a:effectRef idx="0">
+                          <a:scrgbClr r="0" g="0" b="0"/>
+                        </a:effectRef>
+                        <a:fontRef idx="minor"/>
+                      </wps:style>
+                      <wps:txbx>
+                        <w:txbxContent>
+                          <w:p>
+                            <w:pPr>
+                              <w:pStyle w:val="FrameContents"/>
+                              <w:spacing w:after="0" w:line="360" w:lineRule="auto"/>
+                              <w:jc w:val="center"/>
+                              <w:rPr>
+                                <w:rFonts w:ascii="Times New Roman" w:hAnsi="Times New Roman" w:cs="Times New Roman"/>
+                              </w:rPr>
+                            </w:pPr>
+                            <w:r>
+                              <w:rPr>
+                                <w:rFonts w:ascii="Times New Roman" w:hAnsi="Times New Roman" w:cs="Times New Roman"/>
+                              </w:rPr>
+                              <w:t>Entreprise information au Cameroun</w:t>
+                            </w:r>
+                          </w:p>
+                          <w:p>
+                            <w:pPr>
+                              <w:pStyle w:val="FrameContents"/>
+                              <w:spacing w:after="0" w:line="360" w:lineRule="auto"/>
+                              <w:jc w:val="center"/>
+                              <w:rPr>
+                                <w:rFonts w:ascii="Times New Roman" w:hAnsi="Times New Roman" w:cs="Times New Roman"/>
+                              </w:rPr>
+                            </w:pPr>
+                            <w:r>
+                              <w:rPr>
+                                <w:rFonts w:ascii="Times New Roman" w:hAnsi="Times New Roman" w:cs="Times New Roman"/>
+                              </w:rPr>
+                              <w:t>Email</w:t>
+                            </w:r>
+                            <w:r>
+                              <w:rPr>
+                                <w:rFonts w:ascii="Times New Roman" w:hAnsi="Times New Roman" w:cs="Times New Roman"/>
+                              </w:rPr>
+                              <w:t xml:space="preserve"> : </w:t>
+                            </w:r>
+                            <w:r>
+                              <w:rPr>
+                                <w:rFonts w:ascii="Times New Roman" w:hAnsi="Times New Roman" w:cs="Times New Roman"/>
+                              </w:rPr>
+                              <w:t>Admin@bstsarl.com</w:t>
+                            </w:r>
+                          </w:p>
+                          <w:p>
+                            <w:pPr>
+                              <w:pStyle w:val="FrameContents"/>
+                              <w:spacing w:after="0" w:line="360" w:lineRule="auto"/>
+                              <w:jc w:val="center"/>
+                              <w:rPr>
+                                <w:rFonts w:ascii="Times New Roman" w:hAnsi="Times New Roman" w:cs="Times New Roman"/>
+                                <w:lang w:val="en-US"/>
+                              </w:rPr>
+                            </w:pPr>
+                          </w:p>
+                        </w:txbxContent>
+                      </wps:txbx>
+                      <wps:bodyPr wrap="square" anchor="t">
+                        <a:noAutofit/>
+                      </wps:bodyPr>
+                    </wps:wsp>
+                  </a:graphicData>
+                </a:graphic>
+                <wp14:sizeRelV relativeFrom="margin">
+                  <wp14:pctHeight>0</wp14:pctHeight>
+                </wp14:sizeRelV>
+              </wp:anchor>
+            </w:drawing>
+          </mc:Choice>
+          <mc:Fallback>
+            <w:pict>
+              <v:rect w14:anchorId="3CC5E87B" id="_x0000_s1038" style="position:absolute;margin-left:326.7pt;margin-top:13.15pt;width:182pt;height:73.5pt;z-index:8;visibility:visible;mso-wrap-style:square;mso-height-percent:0;mso-wrap-distance-left:8.95pt;mso-wrap-distance-top:3.6pt;mso-wrap-distance-right:8.95pt;mso-wrap-distance-bottom:3.6pt;mso-position-horizontal:absolute;mso-position-horizontal-relative:text;mso-position-vertical:absolute;mso-position-vertical-relative:text;mso-height-percent:0;mso-height-relative:margin;v-text-anchor:top" o:gfxdata="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" o:allowincell="f" stroked="f">
+                <v:textbox>
+                  <w:txbxContent>
+                    <w:p>
+                      <w:pPr>
+                        <w:pStyle w:val="FrameContents"/>
+                        <w:spacing w:after="0" w:line="360" w:lineRule="auto"/>
+                        <w:jc w:val="center"/>
+                        <w:rPr>
+                          <w:rFonts w:ascii="Times New Roman" w:hAnsi="Times New Roman" w:cs="Times New Roman"/>
+                        </w:rPr>
+                      </w:pPr>
+                      <w:r>
+                        <w:rPr>
+                          <w:rFonts w:ascii="Times New Roman" w:hAnsi="Times New Roman" w:cs="Times New Roman"/>
+                        </w:rPr>
+                        <w:t>Entreprise information au Cameroun</w:t>
+                      </w:r>
+                    </w:p>
+                    <w:p>
+                      <w:pPr>
+                        <w:pStyle w:val="FrameContents"/>
+                        <w:spacing w:after="0" w:line="360" w:lineRule="auto"/>
+                        <w:jc w:val="center"/>
+                        <w:rPr>
+                          <w:rFonts w:ascii="Times New Roman" w:hAnsi="Times New Roman" w:cs="Times New Roman"/>
+                        </w:rPr>
+                      </w:pPr>
+                      <w:r>
+                        <w:rPr>
+                          <w:rFonts w:ascii="Times New Roman" w:hAnsi="Times New Roman" w:cs="Times New Roman"/>
+                        </w:rPr>
+                        <w:t>Email</w:t>
+                      </w:r>
+                      <w:r>
+                        <w:rPr>
+                          <w:rFonts w:ascii="Times New Roman" w:hAnsi="Times New Roman" w:cs="Times New Roman"/>
+                        </w:rPr>
+                        <w:t xml:space="preserve"> : </w:t>
+                      </w:r>
+                      <w:r>
+                        <w:rPr>
+                          <w:rFonts w:ascii="Times New Roman" w:hAnsi="Times New Roman" w:cs="Times New Roman"/>
+                        </w:rPr>
+                        <w:t>Admin@bstsarl.com</w:t>
+                      </w:r>
+                    </w:p>
+                    <w:p>
+                      <w:pPr>
+                        <w:pStyle w:val="FrameContents"/>
+                        <w:spacing w:after="0" w:line="360" w:lineRule="auto"/>
+                        <w:jc w:val="center"/>
+                        <w:rPr>
+                          <w:rFonts w:ascii="Times New Roman" w:hAnsi="Times New Roman" w:cs="Times New Roman"/>
+                          <w:lang w:val="en-US"/>
+                        </w:rPr>
+                      </w:pPr>
+                    </w:p>
+                  </w:txbxContent>
+                </v:textbox>
+                <w10:wrap type="square"/>
+              </v:rect>
+            </w:pict>
+          </mc:Fallback>
+        </mc:AlternateContent>
+      </w:r>
+    </w:p>
     <w:p/>
     <w:p/>
     <w:p>
       <w:pPr>
         <w:jc w:val="right"/>
       </w:pPr>
+      <w:r>
+        <w:rPr>
+          <w:noProof/>
+        </w:rPr>
+        <mc:AlternateContent>
+          <mc:Choice Requires="wps">
+            <w:drawing>
+              <wp:anchor distT="0" distB="0" distL="0" distR="1270" simplePos="0" relativeHeight="31" behindDoc="0" locked="0" layoutInCell="0" allowOverlap="1" wp14:anchorId="01535835" wp14:editId="6CA38F6F">
+                <wp:simplePos x="0" y="0"/>
+                <wp:positionH relativeFrom="column">
+                  <wp:posOffset>4060190</wp:posOffset>
+                </wp:positionH>
+                <wp:positionV relativeFrom="paragraph">
+                  <wp:posOffset>4630420</wp:posOffset>
+                </wp:positionV>
+                <wp:extent cx="2235200" cy="990600"/>
+                <wp:effectExtent l="0" t="0" r="0" b="0"/>
+                <wp:wrapNone/>
+                <wp:docPr id="11" name="Text Box 16"/>
+                <wp:cNvGraphicFramePr/>
+                <a:graphic xmlns:a="http://schemas.openxmlformats.org/drawingml/2006/main">
+                  <a:graphicData uri="http://schemas.microsoft.com/office/word/2010/wordprocessingShape">
+                    <wps:wsp>
+                      <wps:cNvSpPr/>
+                      <wps:spPr>
+                        <a:xfrm>
+                          <a:off x="0" y="0"/>
+                          <a:ext cx="2235200" cy="990600"/>
+                        </a:xfrm>
+                        <a:prstGeom prst="rect">
+                          <a:avLst/>
+                        </a:prstGeom>
+                        <a:solidFill>
+                          <a:schemeClr val="lt1"/>
+                        </a:solidFill>
+                        <a:ln w="6350">
+                          <a:noFill/>
+                        </a:ln>
+                      </wps:spPr>
+                      <wps:style>
+                        <a:lnRef idx="0">
+                          <a:scrgbClr r="0" g="0" b="0"/>
+                        </a:lnRef>
+                        <a:fillRef idx="0">
+                          <a:scrgbClr r="0" g="0" b="0"/>
+                        </a:fillRef>
+                        <a:effectRef idx="0">
+                          <a:scrgbClr r="0" g="0" b="0"/>
+                        </a:effectRef>
+                        <a:fontRef idx="minor"/>
+                      </wps:style>
+                      <wps:txbx>
+                        <w:txbxContent>
+                          <w:p>
+                            <w:pPr>
+                              <w:pStyle w:val="FrameContents"/>
+                              <w:rPr>
+                                <w:rFonts w:ascii="Times New Roman" w:hAnsi="Times New Roman" w:cs="Times New Roman"/>
+                              </w:rPr>
+                            </w:pPr>
+                            <w:r>
+                              <w:rPr>
+                                <w:rFonts w:ascii="Times New Roman" w:hAnsi="Times New Roman" w:cs="Times New Roman"/>
+                              </w:rPr>
+                              <w:t>Professionnelle de :</w:t>
+                            </w:r>
+                          </w:p>
+                          <w:p>
+                            <w:pPr>
+                              <w:pStyle w:val="FrameContents"/>
+                              <w:rPr>
+                                <w:rFonts w:ascii="Times New Roman" w:hAnsi="Times New Roman" w:cs="Times New Roman"/>
+                                <w:lang w:val="en-CA"/>
+                              </w:rPr>
+                            </w:pPr>
+                            <w:proofErr w:type="spellStart"/>
+                            <w:r>
+                              <w:rPr>
+                                <w:rFonts w:ascii="Times New Roman" w:hAnsi="Times New Roman" w:cs="Times New Roman"/>
+                                <w:lang w:val="en-CA"/>
+                              </w:rPr>
+                              <w:t>Mrs</w:t>
+                            </w:r>
+                            <w:proofErr w:type="spellEnd"/>
+                            <w:r>
+                              <w:rPr>
+                                <w:rFonts w:ascii="Times New Roman" w:hAnsi="Times New Roman" w:cs="Times New Roman"/>
+                                <w:lang w:val="en-CA"/>
+                              </w:rPr>
+                              <w:t xml:space="preserve"> NKAMO </w:t>
+                            </w:r>
+                            <w:proofErr w:type="spellStart"/>
+                            <w:r>
+                              <w:rPr>
+                                <w:rFonts w:ascii="Times New Roman" w:hAnsi="Times New Roman" w:cs="Times New Roman"/>
+                                <w:lang w:val="en-CA"/>
+                              </w:rPr>
+                              <w:t>NKAMO</w:t>
+                            </w:r>
+                            <w:proofErr w:type="spellEnd"/>
+                            <w:r>
+                              <w:rPr>
+                                <w:rFonts w:ascii="Times New Roman" w:hAnsi="Times New Roman" w:cs="Times New Roman"/>
+                                <w:lang w:val="en-CA"/>
+                              </w:rPr>
+                              <w:t xml:space="preserve"> Leonel</w:t>
+                            </w:r>
+                          </w:p>
+                          <w:p>
+                            <w:pPr>
+                              <w:pStyle w:val="FrameContents"/>
+                              <w:rPr>
+                                <w:rFonts w:ascii="Times New Roman" w:hAnsi="Times New Roman" w:cs="Times New Roman"/>
+                                <w:lang w:val="en-CA"/>
+                              </w:rPr>
+                            </w:pPr>
+                            <w:proofErr w:type="spellStart"/>
+                            <w:r>
+                              <w:rPr>
+                                <w:rFonts w:ascii="Times New Roman" w:hAnsi="Times New Roman" w:cs="Times New Roman"/>
+                                <w:lang w:val="en-CA"/>
+                              </w:rPr>
+                              <w:t>Ingénieur</w:t>
+                            </w:r>
+                            <w:proofErr w:type="spellEnd"/>
+                            <w:r>
+                              <w:rPr>
+                                <w:rFonts w:ascii="Times New Roman" w:hAnsi="Times New Roman" w:cs="Times New Roman"/>
+                                <w:lang w:val="en-CA"/>
+                              </w:rPr>
+                              <w:t xml:space="preserve"> à BST</w:t>
+                            </w:r>
+                          </w:p>
+                        </w:txbxContent>
+                      </wps:txbx>
+                      <wps:bodyPr wrap="square" anchor="t">
+                        <a:prstTxWarp prst="textNoShape">
+                          <a:avLst/>
+                        </a:prstTxWarp>
+                        <a:noAutofit/>
+                      </wps:bodyPr>
+                    </wps:wsp>
+                  </a:graphicData>
+                </a:graphic>
+                <wp14:sizeRelH relativeFrom="margin">
+                  <wp14:pctWidth>0</wp14:pctWidth>
+                </wp14:sizeRelH>
+              </wp:anchor>
+            </w:drawing>
+          </mc:Choice>
+          <mc:Fallback>
+            <w:pict>
+              <v:rect w14:anchorId="01535835" id="Text Box 16" o:spid="_x0000_s1039" style="position:absolute;left:0;text-align:left;margin-left:319.7pt;margin-top:364.6pt;width:176pt;height:78pt;z-index:31;visibility:visible;mso-wrap-style:square;mso-width-percent:0;mso-wrap-distance-left:0;mso-wrap-distance-top:0;mso-wrap-distance-right:.1pt;mso-wrap-distance-bottom:0;mso-position-horizontal:absolute;mso-position-horizontal-relative:text;mso-position-vertical:absolute;mso-position-vertical-relative:text;mso-width-percent:0;mso-width-relative:margin;v-text-anchor:top" o:gfxdata="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" o:allowincell="f" fillcolor="white [3201]" stroked="f" strokeweight=".5pt">
+                <v:textbox>
+                  <w:txbxContent>
+                    <w:p>
+                      <w:pPr>
+                        <w:pStyle w:val="FrameContents"/>
+                        <w:rPr>
+                          <w:rFonts w:ascii="Times New Roman" w:hAnsi="Times New Roman" w:cs="Times New Roman"/>
+                        </w:rPr>
+                      </w:pPr>
+                      <w:r>
+                        <w:rPr>
+                          <w:rFonts w:ascii="Times New Roman" w:hAnsi="Times New Roman" w:cs="Times New Roman"/>
+                        </w:rPr>
+                        <w:t>Professionnelle de :</w:t>
+                      </w:r>
+                    </w:p>
+                    <w:p>
+                      <w:pPr>
+                        <w:pStyle w:val="FrameContents"/>
+                        <w:rPr>
+                          <w:rFonts w:ascii="Times New Roman" w:hAnsi="Times New Roman" w:cs="Times New Roman"/>
+                          <w:lang w:val="en-CA"/>
+                        </w:rPr>
+                      </w:pPr>
+                      <w:proofErr w:type="spellStart"/>
+                      <w:r>
+                        <w:rPr>
+                          <w:rFonts w:ascii="Times New Roman" w:hAnsi="Times New Roman" w:cs="Times New Roman"/>
+                          <w:lang w:val="en-CA"/>
+                        </w:rPr>
+                        <w:t>Mrs</w:t>
+                      </w:r>
+                      <w:proofErr w:type="spellEnd"/>
+                      <w:r>
+                        <w:rPr>
+                          <w:rFonts w:ascii="Times New Roman" w:hAnsi="Times New Roman" w:cs="Times New Roman"/>
+                          <w:lang w:val="en-CA"/>
+                        </w:rPr>
+                        <w:t xml:space="preserve"> NKAMO </w:t>
+                      </w:r>
+                      <w:proofErr w:type="spellStart"/>
+                      <w:r>
+                        <w:rPr>
+                          <w:rFonts w:ascii="Times New Roman" w:hAnsi="Times New Roman" w:cs="Times New Roman"/>
+                          <w:lang w:val="en-CA"/>
+                        </w:rPr>
+                        <w:t>NKAMO</w:t>
+                      </w:r>
+                      <w:proofErr w:type="spellEnd"/>
+                      <w:r>
+                        <w:rPr>
+                          <w:rFonts w:ascii="Times New Roman" w:hAnsi="Times New Roman" w:cs="Times New Roman"/>
+                          <w:lang w:val="en-CA"/>
+                        </w:rPr>
+                        <w:t xml:space="preserve"> Leonel</w:t>
+                      </w:r>
+                    </w:p>
+                    <w:p>
+                      <w:pPr>
+                        <w:pStyle w:val="FrameContents"/>
+                        <w:rPr>
+                          <w:rFonts w:ascii="Times New Roman" w:hAnsi="Times New Roman" w:cs="Times New Roman"/>
+                          <w:lang w:val="en-CA"/>
+                        </w:rPr>
+                      </w:pPr>
+                      <w:proofErr w:type="spellStart"/>
+                      <w:r>
+                        <w:rPr>
+                          <w:rFonts w:ascii="Times New Roman" w:hAnsi="Times New Roman" w:cs="Times New Roman"/>
+                          <w:lang w:val="en-CA"/>
+                        </w:rPr>
+                        <w:t>Ingénieur</w:t>
+                      </w:r>
+                      <w:proofErr w:type="spellEnd"/>
+                      <w:r>
+                        <w:rPr>
+                          <w:rFonts w:ascii="Times New Roman" w:hAnsi="Times New Roman" w:cs="Times New Roman"/>
+                          <w:lang w:val="en-CA"/>
+                        </w:rPr>
+                        <w:t xml:space="preserve"> à BST</w:t>
+                      </w:r>
+                    </w:p>
+                  </w:txbxContent>
+                </v:textbox>
+              </v:rect>
+            </w:pict>
+          </mc:Fallback>
+        </mc:AlternateContent>
+      </w:r>
       <w:r>
         <w:rPr>
           <w:noProof/>
@@ -2283,14 +2310,12 @@
                               </w:rPr>
                               <w:t xml:space="preserve">Mrs </w:t>
                             </w:r>
-                            <w:proofErr w:type="spellStart"/>
-                            <w:r>
-                              <w:rPr>
-                                <w:rFonts w:ascii="Times New Roman" w:hAnsi="Times New Roman" w:cs="Times New Roman"/>
-                              </w:rPr>
-                              <w:t>Abogo</w:t>
-                            </w:r>
-                            <w:proofErr w:type="spellEnd"/>
+                            <w:r>
+                              <w:rPr>
+                                <w:rFonts w:ascii="Times New Roman" w:hAnsi="Times New Roman" w:cs="Times New Roman"/>
+                              </w:rPr>
+                              <w:t>ABOGO</w:t>
+                            </w:r>
                           </w:p>
                           <w:p>
                             <w:pPr>
@@ -2303,21 +2328,7 @@
                               <w:rPr>
                                 <w:rFonts w:ascii="Times New Roman" w:hAnsi="Times New Roman" w:cs="Times New Roman"/>
                               </w:rPr>
-                              <w:t xml:space="preserve">Enseignant à </w:t>
-                            </w:r>
-                            <w:proofErr w:type="spellStart"/>
-                            <w:r>
-                              <w:rPr>
-                                <w:rFonts w:ascii="Times New Roman" w:hAnsi="Times New Roman" w:cs="Times New Roman"/>
-                              </w:rPr>
-                              <w:t>l’iai</w:t>
-                            </w:r>
-                            <w:proofErr w:type="spellEnd"/>
-                            <w:r>
-                              <w:rPr>
-                                <w:rFonts w:ascii="Times New Roman" w:hAnsi="Times New Roman" w:cs="Times New Roman"/>
-                              </w:rPr>
-                              <w:t xml:space="preserve"> CAMEROUN</w:t>
+                              <w:t>Enseignant à l’iai CAMEROUN</w:t>
                             </w:r>
                           </w:p>
                           <w:p>
@@ -2354,7 +2365,7 @@
           </mc:Choice>
           <mc:Fallback>
             <w:pict>
-              <v:rect w14:anchorId="3D6DB0D0" id="Text Box 14" o:spid="_x0000_s1040" style="position:absolute;left:0;text-align:left;margin-left:19.2pt;margin-top:364.4pt;width:168.2pt;height:94.8pt;z-index:27;visibility:visible;mso-wrap-style:square;mso-height-percent:0;mso-wrap-distance-left:0;mso-wrap-distance-top:0;mso-wrap-distance-right:0;mso-wrap-distance-bottom:0;mso-position-horizontal:absolute;mso-position-horizontal-relative:text;mso-position-vertical:absolute;mso-position-vertical-relative:text;mso-height-percent:0;mso-height-relative:margin;v-text-anchor:top" o:gfxdata="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" o:allowincell="f" fillcolor="white [3201]" stroked="f" strokeweight=".5pt">
+              <v:rect w14:anchorId="3D6DB0D0" id="Text Box 14" o:spid="_x0000_s1040" style="position:absolute;left:0;text-align:left;margin-left:19.2pt;margin-top:364.4pt;width:168.2pt;height:94.8pt;z-index:27;visibility:visible;mso-wrap-style:square;mso-height-percent:0;mso-wrap-distance-left:0;mso-wrap-distance-top:0;mso-wrap-distance-right:0;mso-wrap-distance-bottom:0;mso-position-horizontal:absolute;mso-position-horizontal-relative:text;mso-position-vertical:absolute;mso-position-vertical-relative:text;mso-height-percent:0;mso-height-relative:margin;v-text-anchor:top" o:gfxdata="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" o:allowincell="f" fillcolor="white [3201]" stroked="f" strokeweight=".5pt">
                 <v:textbox>
                   <w:txbxContent>
                     <w:p>
@@ -2384,14 +2395,12 @@
                         </w:rPr>
                         <w:t xml:space="preserve">Mrs </w:t>
                       </w:r>
-                      <w:proofErr w:type="spellStart"/>
-                      <w:r>
-                        <w:rPr>
-                          <w:rFonts w:ascii="Times New Roman" w:hAnsi="Times New Roman" w:cs="Times New Roman"/>
-                        </w:rPr>
-                        <w:t>Abogo</w:t>
-                      </w:r>
-                      <w:proofErr w:type="spellEnd"/>
+                      <w:r>
+                        <w:rPr>
+                          <w:rFonts w:ascii="Times New Roman" w:hAnsi="Times New Roman" w:cs="Times New Roman"/>
+                        </w:rPr>
+                        <w:t>ABOGO</w:t>
+                      </w:r>
                     </w:p>
                     <w:p>
                       <w:pPr>
@@ -2404,21 +2413,7 @@
                         <w:rPr>
                           <w:rFonts w:ascii="Times New Roman" w:hAnsi="Times New Roman" w:cs="Times New Roman"/>
                         </w:rPr>
-                        <w:t xml:space="preserve">Enseignant à </w:t>
-                      </w:r>
-                      <w:proofErr w:type="spellStart"/>
-                      <w:r>
-                        <w:rPr>
-                          <w:rFonts w:ascii="Times New Roman" w:hAnsi="Times New Roman" w:cs="Times New Roman"/>
-                        </w:rPr>
-                        <w:t>l’iai</w:t>
-                      </w:r>
-                      <w:proofErr w:type="spellEnd"/>
-                      <w:r>
-                        <w:rPr>
-                          <w:rFonts w:ascii="Times New Roman" w:hAnsi="Times New Roman" w:cs="Times New Roman"/>
-                        </w:rPr>
-                        <w:t xml:space="preserve"> CAMEROUN</w:t>
+                        <w:t>Enseignant à l’iai CAMEROUN</w:t>
                       </w:r>
                     </w:p>
                     <w:p>
@@ -2534,19 +2529,7 @@
                               <w:rPr>
                                 <w:rFonts w:ascii="Times New Roman" w:hAnsi="Times New Roman" w:cs="Times New Roman"/>
                               </w:rPr>
-                              <w:t xml:space="preserve">en vue de l’obtention du Diplôme </w:t>
-                            </w:r>
-                            <w:r>
-                              <w:rPr>
-                                <w:rFonts w:ascii="Times New Roman" w:hAnsi="Times New Roman" w:cs="Times New Roman"/>
-                              </w:rPr>
-                              <w:t>d</w:t>
-                            </w:r>
-                            <w:r>
-                              <w:rPr>
-                                <w:rFonts w:ascii="Times New Roman" w:hAnsi="Times New Roman" w:cs="Times New Roman"/>
-                              </w:rPr>
-                              <w:t>e</w:t>
+                              <w:t>en vue de l’obtention du Diplôme de</w:t>
                             </w:r>
                             <w:r>
                               <w:rPr>
@@ -2558,13 +2541,7 @@
                               <w:rPr>
                                 <w:rFonts w:ascii="Times New Roman" w:hAnsi="Times New Roman" w:cs="Times New Roman"/>
                               </w:rPr>
-                              <w:t>Technicien supérieur (DTS</w:t>
-                            </w:r>
-                            <w:r>
-                              <w:rPr>
-                                <w:rFonts w:ascii="Times New Roman" w:hAnsi="Times New Roman" w:cs="Times New Roman"/>
-                              </w:rPr>
-                              <w:t>)</w:t>
+                              <w:t>Technicien supérieur (DTS)</w:t>
                             </w:r>
                             <w:r>
                               <w:rPr>
@@ -2709,7 +2686,7 @@
         <mc:AlternateContent>
           <mc:Choice Requires="wps">
             <w:drawing>
-              <wp:anchor distT="0" distB="6985" distL="0" distR="4445" simplePos="0" relativeHeight="37" behindDoc="0" locked="0" layoutInCell="0" allowOverlap="1" wp14:anchorId="081E8879" wp14:editId="218965B1">
+              <wp:anchor distT="0" distB="6985" distL="0" distR="4445" simplePos="0" relativeHeight="37" behindDoc="0" locked="0" layoutInCell="0" allowOverlap="1" wp14:anchorId="081E8879" wp14:editId="7569712C">
                 <wp:simplePos x="0" y="0"/>
                 <wp:positionH relativeFrom="column">
                   <wp:posOffset>861060</wp:posOffset>
@@ -2718,7 +2695,7 @@
                   <wp:posOffset>6045200</wp:posOffset>
                 </wp:positionV>
                 <wp:extent cx="3817620" cy="472440"/>
-                <wp:effectExtent l="0" t="0" r="0" b="3810"/>
+                <wp:effectExtent l="0" t="0" r="11430" b="22860"/>
                 <wp:wrapNone/>
                 <wp:docPr id="5" name="Double Wave 22"/>
                 <wp:cNvGraphicFramePr/>
@@ -2738,10 +2715,12 @@
                           </a:avLst>
                         </a:prstGeom>
                         <a:solidFill>
-                          <a:srgbClr val="549E39"/>
+                          <a:srgbClr val="FFC000"/>
                         </a:solidFill>
                         <a:ln>
-                          <a:noFill/>
+                          <a:solidFill>
+                            <a:srgbClr val="FFC000"/>
+                          </a:solidFill>
                         </a:ln>
                       </wps:spPr>
                       <wps:style>
@@ -2874,7 +2853,7 @@
                   <v:h position="#1,bottomRight" xrange="8640,12960"/>
                 </v:handles>
               </v:shapetype>
-              <v:shape id="Double Wave 22" o:spid="_x0000_s1042" type="#_x0000_t188" style="position:absolute;left:0;text-align:left;margin-left:67.8pt;margin-top:476pt;width:300.6pt;height:37.2pt;z-index:37;visibility:visible;mso-wrap-style:square;mso-width-percent:0;mso-height-percent:0;mso-wrap-distance-left:0;mso-wrap-distance-top:0;mso-wrap-distance-right:.35pt;mso-wrap-distance-bottom:.55pt;mso-position-horizontal:absolute;mso-position-horizontal-relative:text;mso-position-vertical:absolute;mso-position-vertical-relative:text;mso-width-percent:0;mso-height-percent:0;mso-width-relative:margin;mso-height-relative:margin;v-text-anchor:middle" o:gfxdata="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" o:allowincell="f" adj="1350" fillcolor="#549e39" stroked="f" strokeweight="1pt">
+              <v:shape id="Double Wave 22" o:spid="_x0000_s1042" type="#_x0000_t188" style="position:absolute;left:0;text-align:left;margin-left:67.8pt;margin-top:476pt;width:300.6pt;height:37.2pt;z-index:37;visibility:visible;mso-wrap-style:square;mso-width-percent:0;mso-height-percent:0;mso-wrap-distance-left:0;mso-wrap-distance-top:0;mso-wrap-distance-right:.35pt;mso-wrap-distance-bottom:.55pt;mso-position-horizontal:absolute;mso-position-horizontal-relative:text;mso-position-vertical:absolute;mso-position-vertical-relative:text;mso-width-percent:0;mso-height-percent:0;mso-width-relative:margin;mso-height-relative:margin;v-text-anchor:middle" o:gfxdata="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" o:allowincell="f" adj="1350" fillcolor="#ffc000" strokecolor="#ffc000" strokeweight="1pt">
                 <v:textbox>
                   <w:txbxContent>
                     <w:p>
@@ -2921,7 +2900,7 @@
         <mc:AlternateContent>
           <mc:Choice Requires="wps">
             <w:drawing>
-              <wp:anchor distT="0" distB="21590" distL="0" distR="29210" simplePos="0" relativeHeight="14" behindDoc="0" locked="0" layoutInCell="0" allowOverlap="1" wp14:anchorId="7B6A7D55" wp14:editId="3F571705">
+              <wp:anchor distT="0" distB="21590" distL="0" distR="29210" simplePos="0" relativeHeight="14" behindDoc="0" locked="0" layoutInCell="0" allowOverlap="1" wp14:anchorId="7B6A7D55" wp14:editId="5A404EA6">
                 <wp:simplePos x="0" y="0"/>
                 <wp:positionH relativeFrom="margin">
                   <wp:posOffset>-234950</wp:posOffset>
@@ -2930,7 +2909,7 @@
                   <wp:posOffset>374650</wp:posOffset>
                 </wp:positionV>
                 <wp:extent cx="6257290" cy="55245"/>
-                <wp:effectExtent l="635" t="9525" r="635" b="9525"/>
+                <wp:effectExtent l="0" t="0" r="29210" b="20955"/>
                 <wp:wrapNone/>
                 <wp:docPr id="39" name="Straight Connector 4"/>
                 <wp:cNvGraphicFramePr/>
@@ -2948,7 +2927,7 @@
                         </a:prstGeom>
                         <a:ln>
                           <a:solidFill>
-                            <a:srgbClr val="549E39"/>
+                            <a:srgbClr val="FFC000"/>
                           </a:solidFill>
                         </a:ln>
                       </wps:spPr>
@@ -2973,10 +2952,9 @@
           </mc:Choice>
           <mc:Fallback>
             <w:pict>
-              <v:line id="shape_0" from="-18.5pt,29.5pt" to="474.15pt,33.8pt" ID="Straight Connector 4" stroked="t" o:allowincell="f" style="position:absolute;flip:y;mso-position-horizontal-relative:margin" wp14:anchorId="0831F0C4">
-                <v:stroke color="#549e39" weight="19080" joinstyle="miter" endcap="flat"/>
-                <v:fill o:detectmouseclick="t" on="false"/>
-                <w10:wrap type="none"/>
+              <v:line w14:anchorId="21B50787" id="Straight Connector 4" o:spid="_x0000_s1026" style="position:absolute;flip:y;z-index:14;visibility:visible;mso-wrap-style:square;mso-wrap-distance-left:0;mso-wrap-distance-top:0;mso-wrap-distance-right:2.3pt;mso-wrap-distance-bottom:1.7pt;mso-position-horizontal:absolute;mso-position-horizontal-relative:margin;mso-position-vertical:absolute;mso-position-vertical-relative:text" from="-18.5pt,29.5pt" to="474.2pt,33.85pt" o:gfxdata="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" o:allowincell="f" strokecolor="#ffc000" strokeweight="1.5pt">
+                <v:stroke joinstyle="miter"/>
+                <w10:wrap anchorx="margin"/>
               </v:line>
             </w:pict>
           </mc:Fallback>
@@ -3066,10 +3044,7 @@
                               <w:jc w:val="center"/>
                             </w:pPr>
                             <w:r>
-                              <w:t>Etudiant</w:t>
-                            </w:r>
-                            <w:r>
-                              <w:t xml:space="preserve"> en 2</w:t>
+                              <w:t>Etudiant en 2</w:t>
                             </w:r>
                             <w:r>
                               <w:rPr>
@@ -3160,7 +3135,7 @@
         <mc:AlternateContent>
           <mc:Choice Requires="wps">
             <w:drawing>
-              <wp:anchor distT="0" distB="0" distL="0" distR="3810" simplePos="0" relativeHeight="39" behindDoc="0" locked="0" layoutInCell="0" allowOverlap="1" wp14:anchorId="4D923D09" wp14:editId="7E3C6014">
+              <wp:anchor distT="0" distB="0" distL="0" distR="3810" simplePos="0" relativeHeight="39" behindDoc="0" locked="0" layoutInCell="0" allowOverlap="1" wp14:anchorId="4D923D09" wp14:editId="1829E061">
                 <wp:simplePos x="0" y="0"/>
                 <wp:positionH relativeFrom="column">
                   <wp:posOffset>1224915</wp:posOffset>
@@ -3169,7 +3144,7 @@
                   <wp:posOffset>4237355</wp:posOffset>
                 </wp:positionV>
                 <wp:extent cx="3348990" cy="407670"/>
-                <wp:effectExtent l="0" t="0" r="635" b="0"/>
+                <wp:effectExtent l="0" t="0" r="22860" b="11430"/>
                 <wp:wrapNone/>
                 <wp:docPr id="42" name="Double Wave 25"/>
                 <wp:cNvGraphicFramePr/>
@@ -3189,10 +3164,12 @@
                           </a:avLst>
                         </a:prstGeom>
                         <a:solidFill>
-                          <a:srgbClr val="549E39"/>
+                          <a:srgbClr val="FFC000"/>
                         </a:solidFill>
                         <a:ln>
-                          <a:noFill/>
+                          <a:solidFill>
+                            <a:srgbClr val="FFC000"/>
+                          </a:solidFill>
                         </a:ln>
                       </wps:spPr>
                       <wps:style>
@@ -3229,16 +3206,7 @@
                                 <w:bCs/>
                                 <w:color w:val="FFFFFF"/>
                               </w:rPr>
-                              <w:t xml:space="preserve">Sous la </w:t>
-                            </w:r>
-                            <w:r>
-                              <w:rPr>
-                                <w:rFonts w:ascii="Times New Roman" w:hAnsi="Times New Roman" w:cs="Times New Roman"/>
-                                <w:b/>
-                                <w:bCs/>
-                                <w:color w:val="FFFFFF"/>
-                              </w:rPr>
-                              <w:t>supervision :</w:t>
+                              <w:t>Sous la supervision :</w:t>
                             </w:r>
                           </w:p>
                           <w:p>
@@ -3266,7 +3234,7 @@
           </mc:Choice>
           <mc:Fallback>
             <w:pict>
-              <v:shape w14:anchorId="4D923D09" id="Double Wave 25" o:spid="_x0000_s1044" type="#_x0000_t188" style="position:absolute;left:0;text-align:left;margin-left:96.45pt;margin-top:333.65pt;width:263.7pt;height:32.1pt;z-index:39;visibility:visible;mso-wrap-style:square;mso-wrap-distance-left:0;mso-wrap-distance-top:0;mso-wrap-distance-right:.3pt;mso-wrap-distance-bottom:0;mso-position-horizontal:absolute;mso-position-horizontal-relative:text;mso-position-vertical:absolute;mso-position-vertical-relative:text;v-text-anchor:middle" o:gfxdata="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" o:allowincell="f" adj="1350" fillcolor="#549e39" stroked="f" strokeweight="1pt">
+              <v:shape w14:anchorId="4D923D09" id="Double Wave 25" o:spid="_x0000_s1044" type="#_x0000_t188" style="position:absolute;left:0;text-align:left;margin-left:96.45pt;margin-top:333.65pt;width:263.7pt;height:32.1pt;z-index:39;visibility:visible;mso-wrap-style:square;mso-wrap-distance-left:0;mso-wrap-distance-top:0;mso-wrap-distance-right:.3pt;mso-wrap-distance-bottom:0;mso-position-horizontal:absolute;mso-position-horizontal-relative:text;mso-position-vertical:absolute;mso-position-vertical-relative:text;v-text-anchor:middle" o:gfxdata="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" o:allowincell="f" adj="1350" fillcolor="#ffc000" strokecolor="#ffc000" strokeweight="1pt">
                 <v:textbox>
                   <w:txbxContent>
                     <w:p>
@@ -3287,16 +3255,7 @@
                           <w:bCs/>
                           <w:color w:val="FFFFFF"/>
                         </w:rPr>
-                        <w:t xml:space="preserve">Sous la </w:t>
-                      </w:r>
-                      <w:r>
-                        <w:rPr>
-                          <w:rFonts w:ascii="Times New Roman" w:hAnsi="Times New Roman" w:cs="Times New Roman"/>
-                          <w:b/>
-                          <w:bCs/>
-                          <w:color w:val="FFFFFF"/>
-                        </w:rPr>
-                        <w:t>supervision :</w:t>
+                        <w:t>Sous la supervision :</w:t>
                       </w:r>
                     </w:p>
                     <w:p>
@@ -3320,10 +3279,10 @@
       <w:pgSz w:w="11906" w:h="16838"/>
       <w:pgMar w:top="1416" w:right="1416" w:bottom="1416" w:left="1416" w:header="0" w:footer="0" w:gutter="0"/>
       <w:pgBorders w:offsetFrom="page">
-        <w:top w:val="thickThinSmallGap" w:sz="24" w:space="24" w:color="549E39"/>
-        <w:left w:val="thickThinSmallGap" w:sz="24" w:space="24" w:color="549E39"/>
-        <w:bottom w:val="thickThinSmallGap" w:sz="24" w:space="24" w:color="549E39"/>
-        <w:right w:val="thickThinSmallGap" w:sz="24" w:space="24" w:color="549E39"/>
+        <w:top w:val="thickThinSmallGap" w:sz="24" w:space="24" w:color="000000" w:themeColor="text1"/>
+        <w:left w:val="thickThinSmallGap" w:sz="24" w:space="24" w:color="000000" w:themeColor="text1"/>
+        <w:bottom w:val="thickThinSmallGap" w:sz="24" w:space="24" w:color="000000" w:themeColor="text1"/>
+        <w:right w:val="thickThinSmallGap" w:sz="24" w:space="24" w:color="000000" w:themeColor="text1"/>
       </w:pgBorders>
       <w:cols w:space="720"/>
       <w:formProt w:val="0"/>
@@ -3334,7 +3293,7 @@
 </file>
 
 <file path=word/styles.xml><?xml version="1.0" encoding="utf-8"?>
-<w:styles xmlns:mc="http://schemas.openxmlformats.org/markup-compatibility/2006" xmlns:r="http://schemas.openxmlformats.org/officeDocument/2006/relationships" xmlns:w="http://schemas.openxmlformats.org/wordprocessingml/2006/main" xmlns:w14="http://schemas.microsoft.com/office/word/2010/wordml" xmlns:w15="http://schemas.microsoft.com/office/word/2012/wordml" xmlns:w16cex="http://schemas.microsoft.com/office/word/2018/wordml/cex" xmlns:w16cid="http://schemas.microsoft.com/office/word/2016/wordml/cid" xmlns:w16="http://schemas.microsoft.com/office/word/2018/wordml" xmlns:w16sdtdh="http://schemas.microsoft.com/office/word/2020/wordml/sdtdatahash" xmlns:w16se="http://schemas.microsoft.com/office/word/2015/wordml/symex" mc:Ignorable="w14 w15 w16se w16cid w16 w16cex w16sdtdh">
+<w:styles xmlns:mc="http://schemas.openxmlformats.org/markup-compatibility/2006" xmlns:r="http://schemas.openxmlformats.org/officeDocument/2006/relationships" xmlns:w="http://schemas.openxmlformats.org/wordprocessingml/2006/main" xmlns:w14="http://schemas.microsoft.com/office/word/2010/wordml" xmlns:w15="http://schemas.microsoft.com/office/word/2012/wordml" xmlns:w16cex="http://schemas.microsoft.com/office/word/2018/wordml/cex" xmlns:w16cid="http://schemas.microsoft.com/office/word/2016/wordml/cid" xmlns:w16="http://schemas.microsoft.com/office/word/2018/wordml" xmlns:w16du="http://schemas.microsoft.com/office/word/2023/wordml/word16du" xmlns:w16sdtdh="http://schemas.microsoft.com/office/word/2020/wordml/sdtdatahash" xmlns:w16sdtfl="http://schemas.microsoft.com/office/word/2024/wordml/sdtformatlock" xmlns:w16se="http://schemas.microsoft.com/office/word/2015/wordml/symex" mc:Ignorable="w14 w15 w16se w16cid w16 w16cex w16sdtdh w16sdtfl w16du">
   <w:docDefaults>
     <w:rPrDefault>
       <w:rPr>
